--- a/capstone_agenda_and_work_details_template.docx
+++ b/capstone_agenda_and_work_details_template.docx
@@ -87,14 +87,7 @@
           <w:sz w:val="28"/>
           <w:szCs w:val="28"/>
         </w:rPr>
-        <w:t xml:space="preserve">Capstone </w:t>
-      </w:r>
-      <w:r>
-        <w:rPr>
-          <w:sz w:val="28"/>
-          <w:szCs w:val="28"/>
-        </w:rPr>
-        <w:t>Agenda</w:t>
+        <w:t>Capstone Agenda</w:t>
       </w:r>
     </w:p>
     <w:p>
@@ -227,7 +220,7 @@
               <wp:inline distT="0" distB="0" distL="0" distR="0" wp14:anchorId="067B1388">
                 <wp:extent cx="5486400" cy="6350"/>
                 <wp:effectExtent l="0" t="0" r="19050" b="31750"/>
-                <wp:docPr id="3" name="Shape 2"/>
+                <wp:docPr id="3" name="Shape2"/>
                 <a:graphic xmlns:a="http://schemas.openxmlformats.org/drawingml/2006/main">
                   <a:graphicData uri="http://schemas.microsoft.com/office/word/2010/wordprocessingShape">
                     <wps:wsp>
@@ -266,7 +259,7 @@
           </mc:Choice>
           <mc:Fallback>
             <w:pict>
-              <v:shape id="shape_0" ID="Shape 2" stroked="t" o:allowincell="f" style="position:absolute;margin-left:0pt;margin-top:-3.05pt;width:431.95pt;height:0.45pt;flip:y;mso-wrap-style:none;v-text-anchor:middle;mso-position-vertical:top" wp14:anchorId="067B1388" type="_x0000_t32">
+              <v:shape id="shape_0" ID="Shape2" stroked="t" o:allowincell="f" style="position:absolute;margin-left:0pt;margin-top:-3.05pt;width:431.95pt;height:0.45pt;flip:y;mso-wrap-style:none;v-text-anchor:middle;mso-position-vertical:top" wp14:anchorId="067B1388" type="_x0000_t32">
                 <v:fill o:detectmouseclick="t" on="false"/>
                 <v:stroke color="black" weight="6480" joinstyle="miter" endcap="flat"/>
                 <w10:wrap type="square"/>
@@ -291,7 +284,7 @@
     <w:tbl>
       <w:tblPr>
         <w:tblStyle w:val="TableGrid"/>
-        <w:tblW w:w="9360" w:type="dxa"/>
+        <w:tblW w:w="8553" w:type="dxa"/>
         <w:jc w:val="left"/>
         <w:tblInd w:w="0" w:type="dxa"/>
         <w:tblLayout w:type="fixed"/>
@@ -304,8 +297,9 @@
         <w:tblLook w:firstRow="1" w:noVBand="1" w:lastRow="0" w:firstColumn="1" w:lastColumn="0" w:noHBand="1" w:val="06a0"/>
       </w:tblPr>
       <w:tblGrid>
-        <w:gridCol w:w="1620"/>
-        <w:gridCol w:w="7739"/>
+        <w:gridCol w:w="3065"/>
+        <w:gridCol w:w="3775"/>
+        <w:gridCol w:w="1713"/>
       </w:tblGrid>
       <w:tr>
         <w:trPr>
@@ -313,7 +307,7 @@
         </w:trPr>
         <w:tc>
           <w:tcPr>
-            <w:tcW w:w="1620" w:type="dxa"/>
+            <w:tcW w:w="3065" w:type="dxa"/>
             <w:tcBorders/>
           </w:tcPr>
           <w:p>
@@ -351,7 +345,48 @@
         </w:tc>
         <w:tc>
           <w:tcPr>
-            <w:tcW w:w="7739" w:type="dxa"/>
+            <w:tcW w:w="3775" w:type="dxa"/>
+            <w:tcBorders>
+              <w:right w:val="nil"/>
+            </w:tcBorders>
+          </w:tcPr>
+          <w:p>
+            <w:pPr>
+              <w:pStyle w:val="Normal"/>
+              <w:widowControl w:val="false"/>
+              <w:suppressAutoHyphens w:val="true"/>
+              <w:bidi w:val="0"/>
+              <w:spacing w:lineRule="auto" w:line="259" w:beforeAutospacing="0" w:before="0" w:afterAutospacing="0" w:after="0"/>
+              <w:ind w:left="0" w:right="0" w:hanging="0"/>
+              <w:jc w:val="left"/>
+              <w:rPr>
+                <w:b/>
+                <w:b/>
+                <w:bCs/>
+                <w:i w:val="false"/>
+                <w:i w:val="false"/>
+                <w:iCs w:val="false"/>
+              </w:rPr>
+            </w:pPr>
+            <w:r>
+              <w:rPr>
+                <w:rFonts w:eastAsia="Calibri" w:cs=""/>
+                <w:b/>
+                <w:bCs/>
+                <w:i w:val="false"/>
+                <w:iCs w:val="false"/>
+                <w:kern w:val="0"/>
+                <w:sz w:val="22"/>
+                <w:szCs w:val="22"/>
+                <w:lang w:val="en-US" w:eastAsia="en-US" w:bidi="ar-SA"/>
+              </w:rPr>
+              <w:t>Presenter</w:t>
+            </w:r>
+          </w:p>
+        </w:tc>
+        <w:tc>
+          <w:tcPr>
+            <w:tcW w:w="1713" w:type="dxa"/>
             <w:tcBorders/>
           </w:tcPr>
           <w:p>
@@ -374,17 +409,12 @@
             </w:pPr>
             <w:r>
               <w:rPr>
-                <w:rFonts w:eastAsia="Calibri" w:cs=""/>
                 <w:b/>
                 <w:bCs/>
                 <w:i w:val="false"/>
                 <w:iCs w:val="false"/>
-                <w:kern w:val="0"/>
-                <w:sz w:val="22"/>
-                <w:szCs w:val="22"/>
-                <w:lang w:val="en-US" w:eastAsia="en-US" w:bidi="ar-SA"/>
-              </w:rPr>
-              <w:t>Presenter</w:t>
+              </w:rPr>
+              <w:t>Time (mins)</w:t>
             </w:r>
           </w:p>
         </w:tc>
@@ -395,7 +425,7 @@
         </w:trPr>
         <w:tc>
           <w:tcPr>
-            <w:tcW w:w="1620" w:type="dxa"/>
+            <w:tcW w:w="3065" w:type="dxa"/>
             <w:tcBorders/>
           </w:tcPr>
           <w:p>
@@ -433,7 +463,47 @@
         </w:tc>
         <w:tc>
           <w:tcPr>
-            <w:tcW w:w="7739" w:type="dxa"/>
+            <w:tcW w:w="3775" w:type="dxa"/>
+            <w:tcBorders>
+              <w:right w:val="nil"/>
+            </w:tcBorders>
+          </w:tcPr>
+          <w:p>
+            <w:pPr>
+              <w:pStyle w:val="Normal"/>
+              <w:widowControl w:val="false"/>
+              <w:suppressAutoHyphens w:val="true"/>
+              <w:bidi w:val="0"/>
+              <w:spacing w:lineRule="auto" w:line="240" w:before="0" w:after="0"/>
+              <w:jc w:val="left"/>
+              <w:rPr>
+                <w:b w:val="false"/>
+                <w:b w:val="false"/>
+                <w:bCs w:val="false"/>
+                <w:i/>
+                <w:i/>
+                <w:iCs/>
+              </w:rPr>
+            </w:pPr>
+            <w:r>
+              <w:rPr>
+                <w:rFonts w:eastAsia="Calibri" w:cs=""/>
+                <w:b w:val="false"/>
+                <w:bCs w:val="false"/>
+                <w:i/>
+                <w:iCs/>
+                <w:kern w:val="0"/>
+                <w:sz w:val="22"/>
+                <w:szCs w:val="22"/>
+                <w:lang w:val="en-US" w:eastAsia="en-US" w:bidi="ar-SA"/>
+              </w:rPr>
+              <w:t>[Name of student presenting]</w:t>
+            </w:r>
+          </w:p>
+        </w:tc>
+        <w:tc>
+          <w:tcPr>
+            <w:tcW w:w="1713" w:type="dxa"/>
             <w:tcBorders/>
           </w:tcPr>
           <w:p>
@@ -455,17 +525,12 @@
             </w:pPr>
             <w:r>
               <w:rPr>
-                <w:rFonts w:eastAsia="Calibri" w:cs=""/>
-                <w:b w:val="false"/>
-                <w:bCs w:val="false"/>
-                <w:i/>
-                <w:iCs/>
-                <w:kern w:val="0"/>
-                <w:sz w:val="22"/>
-                <w:szCs w:val="22"/>
-                <w:lang w:val="en-US" w:eastAsia="en-US" w:bidi="ar-SA"/>
-              </w:rPr>
-              <w:t>[Name of student presenting]</w:t>
+                <w:b w:val="false"/>
+                <w:bCs w:val="false"/>
+                <w:i/>
+                <w:iCs/>
+              </w:rPr>
+              <w:t>[time estimate]</w:t>
             </w:r>
           </w:p>
         </w:tc>
@@ -476,7 +541,7 @@
         </w:trPr>
         <w:tc>
           <w:tcPr>
-            <w:tcW w:w="1620" w:type="dxa"/>
+            <w:tcW w:w="3065" w:type="dxa"/>
             <w:tcBorders>
               <w:top w:val="nil"/>
             </w:tcBorders>
@@ -516,7 +581,48 @@
         </w:tc>
         <w:tc>
           <w:tcPr>
-            <w:tcW w:w="7739" w:type="dxa"/>
+            <w:tcW w:w="3775" w:type="dxa"/>
+            <w:tcBorders>
+              <w:top w:val="nil"/>
+              <w:right w:val="nil"/>
+            </w:tcBorders>
+          </w:tcPr>
+          <w:p>
+            <w:pPr>
+              <w:pStyle w:val="Normal"/>
+              <w:widowControl w:val="false"/>
+              <w:suppressAutoHyphens w:val="true"/>
+              <w:bidi w:val="0"/>
+              <w:spacing w:lineRule="auto" w:line="240" w:before="0" w:after="0"/>
+              <w:jc w:val="left"/>
+              <w:rPr>
+                <w:b w:val="false"/>
+                <w:b w:val="false"/>
+                <w:bCs w:val="false"/>
+                <w:i/>
+                <w:i/>
+                <w:iCs/>
+              </w:rPr>
+            </w:pPr>
+            <w:r>
+              <w:rPr>
+                <w:rFonts w:eastAsia="Calibri" w:cs=""/>
+                <w:b w:val="false"/>
+                <w:bCs w:val="false"/>
+                <w:i/>
+                <w:iCs/>
+                <w:kern w:val="0"/>
+                <w:sz w:val="22"/>
+                <w:szCs w:val="22"/>
+                <w:lang w:val="en-US" w:eastAsia="en-US" w:bidi="ar-SA"/>
+              </w:rPr>
+              <w:t>[Name of student presenting]</w:t>
+            </w:r>
+          </w:p>
+        </w:tc>
+        <w:tc>
+          <w:tcPr>
+            <w:tcW w:w="1713" w:type="dxa"/>
             <w:tcBorders>
               <w:top w:val="nil"/>
             </w:tcBorders>
@@ -540,17 +646,12 @@
             </w:pPr>
             <w:r>
               <w:rPr>
-                <w:rFonts w:eastAsia="Calibri" w:cs=""/>
-                <w:b w:val="false"/>
-                <w:bCs w:val="false"/>
-                <w:i/>
-                <w:iCs/>
-                <w:kern w:val="0"/>
-                <w:sz w:val="22"/>
-                <w:szCs w:val="22"/>
-                <w:lang w:val="en-US" w:eastAsia="en-US" w:bidi="ar-SA"/>
-              </w:rPr>
-              <w:t>[Name of student presenting]</w:t>
+                <w:b w:val="false"/>
+                <w:bCs w:val="false"/>
+                <w:i/>
+                <w:iCs/>
+              </w:rPr>
+              <w:t>[time estimate]</w:t>
             </w:r>
           </w:p>
         </w:tc>
@@ -561,7 +662,7 @@
         </w:trPr>
         <w:tc>
           <w:tcPr>
-            <w:tcW w:w="1620" w:type="dxa"/>
+            <w:tcW w:w="3065" w:type="dxa"/>
             <w:tcBorders>
               <w:top w:val="nil"/>
             </w:tcBorders>
@@ -601,7 +702,48 @@
         </w:tc>
         <w:tc>
           <w:tcPr>
-            <w:tcW w:w="7739" w:type="dxa"/>
+            <w:tcW w:w="3775" w:type="dxa"/>
+            <w:tcBorders>
+              <w:top w:val="nil"/>
+              <w:right w:val="nil"/>
+            </w:tcBorders>
+          </w:tcPr>
+          <w:p>
+            <w:pPr>
+              <w:pStyle w:val="Normal"/>
+              <w:widowControl w:val="false"/>
+              <w:suppressAutoHyphens w:val="true"/>
+              <w:bidi w:val="0"/>
+              <w:spacing w:lineRule="auto" w:line="240" w:before="0" w:after="0"/>
+              <w:jc w:val="left"/>
+              <w:rPr>
+                <w:b w:val="false"/>
+                <w:b w:val="false"/>
+                <w:bCs w:val="false"/>
+                <w:i/>
+                <w:i/>
+                <w:iCs/>
+              </w:rPr>
+            </w:pPr>
+            <w:r>
+              <w:rPr>
+                <w:rFonts w:eastAsia="Calibri" w:cs=""/>
+                <w:b w:val="false"/>
+                <w:bCs w:val="false"/>
+                <w:i/>
+                <w:iCs/>
+                <w:kern w:val="0"/>
+                <w:sz w:val="22"/>
+                <w:szCs w:val="22"/>
+                <w:lang w:val="en-US" w:eastAsia="en-US" w:bidi="ar-SA"/>
+              </w:rPr>
+              <w:t>[Name of student presenting]</w:t>
+            </w:r>
+          </w:p>
+        </w:tc>
+        <w:tc>
+          <w:tcPr>
+            <w:tcW w:w="1713" w:type="dxa"/>
             <w:tcBorders>
               <w:top w:val="nil"/>
             </w:tcBorders>
@@ -625,17 +767,12 @@
             </w:pPr>
             <w:r>
               <w:rPr>
-                <w:rFonts w:eastAsia="Calibri" w:cs=""/>
-                <w:b w:val="false"/>
-                <w:bCs w:val="false"/>
-                <w:i/>
-                <w:iCs/>
-                <w:kern w:val="0"/>
-                <w:sz w:val="22"/>
-                <w:szCs w:val="22"/>
-                <w:lang w:val="en-US" w:eastAsia="en-US" w:bidi="ar-SA"/>
-              </w:rPr>
-              <w:t>[Name of student presenting]</w:t>
+                <w:b w:val="false"/>
+                <w:bCs w:val="false"/>
+                <w:i/>
+                <w:iCs/>
+              </w:rPr>
+              <w:t>[time estimate]</w:t>
             </w:r>
           </w:p>
         </w:tc>
@@ -646,7 +783,7 @@
         </w:trPr>
         <w:tc>
           <w:tcPr>
-            <w:tcW w:w="1620" w:type="dxa"/>
+            <w:tcW w:w="3065" w:type="dxa"/>
             <w:tcBorders>
               <w:top w:val="nil"/>
             </w:tcBorders>
@@ -681,7 +818,43 @@
         </w:tc>
         <w:tc>
           <w:tcPr>
-            <w:tcW w:w="7739" w:type="dxa"/>
+            <w:tcW w:w="3775" w:type="dxa"/>
+            <w:tcBorders>
+              <w:top w:val="nil"/>
+              <w:right w:val="nil"/>
+            </w:tcBorders>
+          </w:tcPr>
+          <w:p>
+            <w:pPr>
+              <w:pStyle w:val="Normal"/>
+              <w:widowControl w:val="false"/>
+              <w:suppressAutoHyphens w:val="true"/>
+              <w:bidi w:val="0"/>
+              <w:spacing w:lineRule="auto" w:line="240" w:before="0" w:after="0"/>
+              <w:jc w:val="left"/>
+              <w:rPr>
+                <w:b w:val="false"/>
+                <w:b w:val="false"/>
+                <w:bCs w:val="false"/>
+                <w:i/>
+                <w:i/>
+                <w:iCs/>
+              </w:rPr>
+            </w:pPr>
+            <w:r>
+              <w:rPr>
+                <w:b w:val="false"/>
+                <w:bCs w:val="false"/>
+                <w:i/>
+                <w:iCs/>
+              </w:rPr>
+              <w:t>[Name of student driving the meeting]</w:t>
+            </w:r>
+          </w:p>
+        </w:tc>
+        <w:tc>
+          <w:tcPr>
+            <w:tcW w:w="1713" w:type="dxa"/>
             <w:tcBorders>
               <w:top w:val="nil"/>
             </w:tcBorders>
@@ -710,7 +883,7 @@
                 <w:i/>
                 <w:iCs/>
               </w:rPr>
-              <w:t>[Name of student driving the meeting]</w:t>
+              <w:t>[time estimate]</w:t>
             </w:r>
           </w:p>
         </w:tc>
@@ -738,7 +911,7 @@
               <wp:inline distT="0" distB="0" distL="0" distR="0" wp14:anchorId="067B1388">
                 <wp:extent cx="5486400" cy="6350"/>
                 <wp:effectExtent l="0" t="0" r="19050" b="31750"/>
-                <wp:docPr id="4" name="Shape 1"/>
+                <wp:docPr id="4" name="Shape3"/>
                 <a:graphic xmlns:a="http://schemas.openxmlformats.org/drawingml/2006/main">
                   <a:graphicData uri="http://schemas.microsoft.com/office/word/2010/wordprocessingShape">
                     <wps:wsp>
@@ -777,7 +950,7 @@
           </mc:Choice>
           <mc:Fallback>
             <w:pict>
-              <v:shape id="shape_0" ID="Shape 1" stroked="t" o:allowincell="f" style="position:absolute;margin-left:0pt;margin-top:-3.05pt;width:431.95pt;height:0.45pt;flip:y;mso-wrap-style:none;v-text-anchor:middle;mso-position-vertical:top" wp14:anchorId="067B1388" type="_x0000_t32">
+              <v:shape id="shape_0" ID="Shape3" stroked="t" o:allowincell="f" style="position:absolute;margin-left:0pt;margin-top:-3.05pt;width:431.95pt;height:0.45pt;flip:y;mso-wrap-style:none;v-text-anchor:middle;mso-position-vertical:top" wp14:anchorId="067B1388" type="_x0000_t32">
                 <v:fill o:detectmouseclick="t" on="false"/>
                 <v:stroke color="black" weight="6480" joinstyle="miter" endcap="flat"/>
                 <w10:wrap type="square"/>
